--- a/기획서.docx
+++ b/기획서.docx
@@ -1,6 +1,6 @@
 
 <file path=word/document.xml><?xml version="1.0" encoding="utf-8"?>
-<w:document xmlns:wpc="http://schemas.microsoft.com/office/word/2010/wordprocessingCanvas" xmlns:cx="http://schemas.microsoft.com/office/drawing/2014/chartex" xmlns:cx1="http://schemas.microsoft.com/office/drawing/2015/9/8/chartex" xmlns:cx2="http://schemas.microsoft.com/office/drawing/2015/10/21/chartex" xmlns:cx3="http://schemas.microsoft.com/office/drawing/2016/5/9/chartex" xmlns:cx4="http://schemas.microsoft.com/office/drawing/2016/5/10/chartex" xmlns:cx5="http://schemas.microsoft.com/office/drawing/2016/5/11/chartex" xmlns:cx6="http://schemas.microsoft.com/office/drawing/2016/5/12/chartex" xmlns:cx7="http://schemas.microsoft.com/office/drawing/2016/5/13/chartex" xmlns:cx8="http://schemas.microsoft.com/office/drawing/2016/5/14/chartex" xmlns:mc="http://schemas.openxmlformats.org/markup-compatibility/2006" xmlns:aink="http://schemas.microsoft.com/office/drawing/2016/ink" xmlns:am3d="http://schemas.microsoft.com/office/drawing/2017/model3d" xmlns:o="urn:schemas-microsoft-com:office:office" xmlns:oel="http://schemas.microsoft.com/office/2019/extlst" xmlns:r="http://schemas.openxmlformats.org/officeDocument/2006/relationships" xmlns:m="http://schemas.openxmlformats.org/officeDocument/2006/math" xmlns:v="urn:schemas-microsoft-com:vml" xmlns:wp14="http://schemas.microsoft.com/office/word/2010/wordprocessingDrawing" xmlns:wp="http://schemas.openxmlformats.org/drawingml/2006/wordprocessingDrawing" xmlns:w10="urn:schemas-microsoft-com:office:word" xmlns:w="http://schemas.openxmlformats.org/wordprocessingml/2006/main" xmlns:w14="http://schemas.microsoft.com/office/word/2010/wordml" xmlns:w15="http://schemas.microsoft.com/office/word/2012/wordml" xmlns:w16cex="http://schemas.microsoft.com/office/word/2018/wordml/cex" xmlns:w16cid="http://schemas.microsoft.com/office/word/2016/wordml/cid" xmlns:w16="http://schemas.microsoft.com/office/word/2018/wordml" xmlns:w16du="http://schemas.microsoft.com/office/word/2023/wordml/word16du" xmlns:w16sdtdh="http://schemas.microsoft.com/office/word/2020/wordml/sdtdatahash" xmlns:w16sdtfl="http://schemas.microsoft.com/office/word/2024/wordml/sdtformatlock" xmlns:w16se="http://schemas.microsoft.com/office/word/2015/wordml/symex" xmlns:wpg="http://schemas.microsoft.com/office/word/2010/wordprocessingGroup" xmlns:wpi="http://schemas.microsoft.com/office/word/2010/wordprocessingInk" xmlns:wne="http://schemas.microsoft.com/office/word/2006/wordml" xmlns:wps="http://schemas.microsoft.com/office/word/2010/wordprocessingShape" mc:Ignorable="w14 w15 w16se w16cid w16 w16cex w16sdtdh w16sdtfl w16du wp14">
+<w:document xmlns:wpc="http://schemas.microsoft.com/office/word/2010/wordprocessingCanvas" xmlns:cx="http://schemas.microsoft.com/office/drawing/2014/chartex" xmlns:cx1="http://schemas.microsoft.com/office/drawing/2015/9/8/chartex" xmlns:cx2="http://schemas.microsoft.com/office/drawing/2015/10/21/chartex" xmlns:cx3="http://schemas.microsoft.com/office/drawing/2016/5/9/chartex" xmlns:cx4="http://schemas.microsoft.com/office/drawing/2016/5/10/chartex" xmlns:cx5="http://schemas.microsoft.com/office/drawing/2016/5/11/chartex" xmlns:cx6="http://schemas.microsoft.com/office/drawing/2016/5/12/chartex" xmlns:cx7="http://schemas.microsoft.com/office/drawing/2016/5/13/chartex" xmlns:cx8="http://schemas.microsoft.com/office/drawing/2016/5/14/chartex" xmlns:mc="http://schemas.openxmlformats.org/markup-compatibility/2006" xmlns:aink="http://schemas.microsoft.com/office/drawing/2016/ink" xmlns:am3d="http://schemas.microsoft.com/office/drawing/2017/model3d" xmlns:o="urn:schemas-microsoft-com:office:office" xmlns:oel="http://schemas.microsoft.com/office/2019/extlst" xmlns:r="http://schemas.openxmlformats.org/officeDocument/2006/relationships" xmlns:m="http://schemas.openxmlformats.org/officeDocument/2006/math" xmlns:v="urn:schemas-microsoft-com:vml" xmlns:wp14="http://schemas.microsoft.com/office/word/2010/wordprocessingDrawing" xmlns:wp="http://schemas.openxmlformats.org/drawingml/2006/wordprocessingDrawing" xmlns:w10="urn:schemas-microsoft-com:office:word" xmlns:w="http://schemas.openxmlformats.org/wordprocessingml/2006/main" xmlns:w14="http://schemas.microsoft.com/office/word/2010/wordml" xmlns:w15="http://schemas.microsoft.com/office/word/2012/wordml" xmlns:w16cei="http://schemas.microsoft.com/office/word/2026/wordml/cei" xmlns:w16cex="http://schemas.microsoft.com/office/word/2018/wordml/cex" xmlns:w16cid="http://schemas.microsoft.com/office/word/2016/wordml/cid" xmlns:w16="http://schemas.microsoft.com/office/word/2018/wordml" xmlns:w16du="http://schemas.microsoft.com/office/word/2023/wordml/word16du" xmlns:w16sdtdh="http://schemas.microsoft.com/office/word/2020/wordml/sdtdatahash" xmlns:w16sdtfl="http://schemas.microsoft.com/office/word/2024/wordml/sdtformatlock" xmlns:w16se="http://schemas.microsoft.com/office/word/2015/wordml/symex" xmlns:wpg="http://schemas.microsoft.com/office/word/2010/wordprocessingGroup" xmlns:wpi="http://schemas.microsoft.com/office/word/2010/wordprocessingInk" xmlns:wne="http://schemas.microsoft.com/office/word/2006/wordml" xmlns:wps="http://schemas.microsoft.com/office/word/2010/wordprocessingShape" mc:Ignorable="w14 w15 w16se w16cid w16 w16cex w16sdtdh w16sdtfl w16du wp14">
   <w:body>
     <w:p>
       <w:pPr>
@@ -224,7 +224,7 @@
     <w:p>
       <w:r>
         <w:pict w14:anchorId="3A06D2DD">
-          <v:rect id="_x0000_i1175" style="width:0;height:1.5pt" o:hralign="center" o:hrstd="t" o:hr="t" fillcolor="#a0a0a0" stroked="f"/>
+          <v:rect id="_x0000_i1025" style="width:0;height:1.5pt" o:hralign="center" o:hrstd="t" o:hr="t" fillcolor="#a0a0a0" stroked="f"/>
         </w:pict>
       </w:r>
     </w:p>
@@ -743,7 +743,7 @@
     <w:p>
       <w:r>
         <w:pict w14:anchorId="32D42DAB">
-          <v:rect id="_x0000_i1176" style="width:0;height:1.5pt" o:hralign="center" o:hrstd="t" o:hr="t" fillcolor="#a0a0a0" stroked="f"/>
+          <v:rect id="_x0000_i1026" style="width:0;height:1.5pt" o:hralign="center" o:hrstd="t" o:hr="t" fillcolor="#a0a0a0" stroked="f"/>
         </w:pict>
       </w:r>
     </w:p>
@@ -1279,7 +1279,7 @@
     <w:p>
       <w:r>
         <w:pict w14:anchorId="10E8DA9B">
-          <v:rect id="_x0000_i1177" style="width:0;height:1.5pt" o:hralign="center" o:hrstd="t" o:hr="t" fillcolor="#a0a0a0" stroked="f"/>
+          <v:rect id="_x0000_i1027" style="width:0;height:1.5pt" o:hralign="center" o:hrstd="t" o:hr="t" fillcolor="#a0a0a0" stroked="f"/>
         </w:pict>
       </w:r>
     </w:p>
@@ -1351,7 +1351,21 @@
         </w:numPr>
       </w:pPr>
       <w:r>
+        <w:rPr>
+          <w:rFonts w:hint="eastAsia"/>
+        </w:rPr>
         <w:lastRenderedPageBreak/>
+        <w:t>리로드 블레이드</w:t>
+      </w:r>
+    </w:p>
+    <w:p>
+      <w:pPr>
+        <w:numPr>
+          <w:ilvl w:val="0"/>
+          <w:numId w:val="6"/>
+        </w:numPr>
+      </w:pPr>
+      <w:r>
         <w:t>마크스맨 소드</w:t>
       </w:r>
     </w:p>
@@ -1544,7 +1558,7 @@
     <w:p>
       <w:r>
         <w:pict w14:anchorId="50172BD9">
-          <v:rect id="_x0000_i1178" style="width:0;height:1.5pt" o:hralign="center" o:hrstd="t" o:hr="t" fillcolor="#a0a0a0" stroked="f"/>
+          <v:rect id="_x0000_i1028" style="width:0;height:1.5pt" o:hralign="center" o:hrstd="t" o:hr="t" fillcolor="#a0a0a0" stroked="f"/>
         </w:pict>
       </w:r>
     </w:p>
@@ -1560,6 +1574,7 @@
           <w:b/>
           <w:bCs/>
         </w:rPr>
+        <w:lastRenderedPageBreak/>
         <w:t>5. 핵심 연계 시스템</w:t>
       </w:r>
     </w:p>
@@ -1575,237 +1590,248 @@
           <w:b/>
           <w:bCs/>
         </w:rPr>
+        <w:t>5.1 탄환 표식</w:t>
+      </w:r>
+    </w:p>
+    <w:p>
+      <w:r>
+        <w:t>일부 총 스킬을 보스에게 적중시키면 특수 탄환이 보스의 몸에 박힌다.</w:t>
+      </w:r>
+    </w:p>
+    <w:p>
+      <w:r>
+        <w:t>탄환은 보스 머리 위 또는 체력바 아래에 아이콘으로 표시한다.</w:t>
+      </w:r>
+    </w:p>
+    <w:p>
+      <w:r>
+        <w:t>초기 최대 보유량은 4개로 설정한다.</w:t>
+      </w:r>
+    </w:p>
+    <w:p>
+      <w:pPr>
+        <w:rPr>
+          <w:b/>
+          <w:bCs/>
+        </w:rPr>
+      </w:pPr>
+      <w:r>
+        <w:rPr>
+          <w:b/>
+          <w:bCs/>
+        </w:rPr>
+        <w:t>5.2 탄환 종류</w:t>
+      </w:r>
+    </w:p>
+    <w:p>
+      <w:r>
+        <w:t>MVP에서는 두 종류만 사용한다.</w:t>
+      </w:r>
+    </w:p>
+    <w:p>
+      <w:pPr>
+        <w:rPr>
+          <w:b/>
+          <w:bCs/>
+        </w:rPr>
+      </w:pPr>
+      <w:r>
+        <w:rPr>
+          <w:b/>
+          <w:bCs/>
+        </w:rPr>
+        <w:t>절단탄</w:t>
+      </w:r>
+    </w:p>
+    <w:p>
+      <w:pPr>
+        <w:numPr>
+          <w:ilvl w:val="0"/>
+          <w:numId w:val="8"/>
+        </w:numPr>
+      </w:pPr>
+      <w:r>
+        <w:t>총 Q로 부착</w:t>
+      </w:r>
+    </w:p>
+    <w:p>
+      <w:pPr>
+        <w:numPr>
+          <w:ilvl w:val="0"/>
+          <w:numId w:val="8"/>
+        </w:numPr>
+      </w:pPr>
+      <w:r>
+        <w:t>검 스킬로 회수하면 추가 물리 피해</w:t>
+      </w:r>
+    </w:p>
+    <w:p>
+      <w:pPr>
+        <w:numPr>
+          <w:ilvl w:val="0"/>
+          <w:numId w:val="8"/>
+        </w:numPr>
+      </w:pPr>
+      <w:r>
+        <w:t>단순하고 이해하기 쉬운 기본 표식</w:t>
+      </w:r>
+    </w:p>
+    <w:p>
+      <w:pPr>
+        <w:rPr>
+          <w:b/>
+          <w:bCs/>
+        </w:rPr>
+      </w:pPr>
+      <w:r>
+        <w:rPr>
+          <w:b/>
+          <w:bCs/>
+        </w:rPr>
+        <w:t>충격탄</w:t>
+      </w:r>
+    </w:p>
+    <w:p>
+      <w:pPr>
+        <w:numPr>
+          <w:ilvl w:val="0"/>
+          <w:numId w:val="9"/>
+        </w:numPr>
+      </w:pPr>
+      <w:r>
+        <w:t>총 W로 부착</w:t>
+      </w:r>
+    </w:p>
+    <w:p>
+      <w:pPr>
+        <w:numPr>
+          <w:ilvl w:val="0"/>
+          <w:numId w:val="9"/>
+        </w:numPr>
+      </w:pPr>
+      <w:r>
+        <w:t>검 스킬로 회수하면 보스 자세 게이지 추가 감소</w:t>
+      </w:r>
+    </w:p>
+    <w:p>
+      <w:pPr>
+        <w:numPr>
+          <w:ilvl w:val="0"/>
+          <w:numId w:val="9"/>
+        </w:numPr>
+      </w:pPr>
+      <w:r>
+        <w:t>무력화 목적의 표식</w:t>
+      </w:r>
+    </w:p>
+    <w:p>
+      <w:pPr>
+        <w:rPr>
+          <w:b/>
+          <w:bCs/>
+        </w:rPr>
+      </w:pPr>
+      <w:r>
+        <w:rPr>
+          <w:b/>
+          <w:bCs/>
+        </w:rPr>
+        <w:t>5.3 자유 회수 규칙</w:t>
+      </w:r>
+    </w:p>
+    <w:p>
+      <w:r>
+        <w:t>표식은 동일한 단축키끼리 연결되지 않는다.</w:t>
+      </w:r>
+    </w:p>
+    <w:p>
+      <w:r>
+        <w:t>총 Q로 생성한 절단탄은 검 Q 또는 검 W 모두로 회수할 수 있다.</w:t>
+      </w:r>
+    </w:p>
+    <w:p>
+      <w:r>
+        <w:t>총 W로 생성한 충격탄 역시 검 Q 또는 검 W로 회수할 수 있다.</w:t>
+      </w:r>
+    </w:p>
+    <w:p>
+      <w:r>
+        <w:t>검 스킬에 따라 회수 방식만 달라진다.</w:t>
+      </w:r>
+    </w:p>
+    <w:p>
+      <w:pPr>
+        <w:rPr>
+          <w:b/>
+          <w:bCs/>
+        </w:rPr>
+      </w:pPr>
+      <w:r>
+        <w:rPr>
+          <w:b/>
+          <w:bCs/>
+        </w:rPr>
+        <w:t>검 Q 회수 특성</w:t>
+      </w:r>
+    </w:p>
+    <w:p>
+      <w:pPr>
+        <w:numPr>
+          <w:ilvl w:val="0"/>
+          <w:numId w:val="10"/>
+        </w:numPr>
+      </w:pPr>
+      <w:r>
+        <w:t>적중한 표식 1개만 소비</w:t>
+      </w:r>
+    </w:p>
+    <w:p>
+      <w:pPr>
+        <w:numPr>
+          <w:ilvl w:val="0"/>
+          <w:numId w:val="10"/>
+        </w:numPr>
+      </w:pPr>
+      <w:r>
+        <w:t>빠르고 안전한 회수</w:t>
+      </w:r>
+    </w:p>
+    <w:p>
+      <w:pPr>
+        <w:numPr>
+          <w:ilvl w:val="0"/>
+          <w:numId w:val="10"/>
+        </w:numPr>
+      </w:pPr>
+      <w:r>
+        <w:t>소비한 표식의 효과를 즉시 발생</w:t>
+      </w:r>
+    </w:p>
+    <w:p>
+      <w:pPr>
+        <w:rPr>
+          <w:b/>
+          <w:bCs/>
+        </w:rPr>
+      </w:pPr>
+      <w:r>
+        <w:rPr>
+          <w:b/>
+          <w:bCs/>
+        </w:rPr>
+        <w:t>검 W 회수 특성</w:t>
+      </w:r>
+    </w:p>
+    <w:p>
+      <w:pPr>
+        <w:numPr>
+          <w:ilvl w:val="0"/>
+          <w:numId w:val="11"/>
+        </w:numPr>
+      </w:pPr>
+      <w:r>
         <w:lastRenderedPageBreak/>
-        <w:t>5.1 탄환 표식</w:t>
-      </w:r>
-    </w:p>
-    <w:p>
-      <w:r>
-        <w:t>일부 총 스킬을 보스에게 적중시키면 특수 탄환이 보스의 몸에 박힌다.</w:t>
-      </w:r>
-    </w:p>
-    <w:p>
-      <w:r>
-        <w:t>탄환은 보스 머리 위 또는 체력바 아래에 아이콘으로 표시한다.</w:t>
-      </w:r>
-    </w:p>
-    <w:p>
-      <w:r>
-        <w:t>초기 최대 보유량은 4개로 설정한다.</w:t>
-      </w:r>
-    </w:p>
-    <w:p>
-      <w:pPr>
-        <w:rPr>
-          <w:b/>
-          <w:bCs/>
-        </w:rPr>
-      </w:pPr>
-      <w:r>
-        <w:rPr>
-          <w:b/>
-          <w:bCs/>
-        </w:rPr>
-        <w:t>5.2 탄환 종류</w:t>
-      </w:r>
-    </w:p>
-    <w:p>
-      <w:r>
-        <w:t>MVP에서는 두 종류만 사용한다.</w:t>
-      </w:r>
-    </w:p>
-    <w:p>
-      <w:pPr>
-        <w:rPr>
-          <w:b/>
-          <w:bCs/>
-        </w:rPr>
-      </w:pPr>
-      <w:r>
-        <w:rPr>
-          <w:b/>
-          <w:bCs/>
-        </w:rPr>
-        <w:t>절단탄</w:t>
-      </w:r>
-    </w:p>
-    <w:p>
-      <w:pPr>
-        <w:numPr>
-          <w:ilvl w:val="0"/>
-          <w:numId w:val="8"/>
-        </w:numPr>
-      </w:pPr>
-      <w:r>
-        <w:t>총 Q로 부착</w:t>
-      </w:r>
-    </w:p>
-    <w:p>
-      <w:pPr>
-        <w:numPr>
-          <w:ilvl w:val="0"/>
-          <w:numId w:val="8"/>
-        </w:numPr>
-      </w:pPr>
-      <w:r>
-        <w:t>검 스킬로 회수하면 추가 물리 피해</w:t>
-      </w:r>
-    </w:p>
-    <w:p>
-      <w:pPr>
-        <w:numPr>
-          <w:ilvl w:val="0"/>
-          <w:numId w:val="8"/>
-        </w:numPr>
-      </w:pPr>
-      <w:r>
-        <w:t>단순하고 이해하기 쉬운 기본 표식</w:t>
-      </w:r>
-    </w:p>
-    <w:p>
-      <w:pPr>
-        <w:rPr>
-          <w:b/>
-          <w:bCs/>
-        </w:rPr>
-      </w:pPr>
-      <w:r>
-        <w:rPr>
-          <w:b/>
-          <w:bCs/>
-        </w:rPr>
-        <w:t>충격탄</w:t>
-      </w:r>
-    </w:p>
-    <w:p>
-      <w:pPr>
-        <w:numPr>
-          <w:ilvl w:val="0"/>
-          <w:numId w:val="9"/>
-        </w:numPr>
-      </w:pPr>
-      <w:r>
-        <w:t>총 W로 부착</w:t>
-      </w:r>
-    </w:p>
-    <w:p>
-      <w:pPr>
-        <w:numPr>
-          <w:ilvl w:val="0"/>
-          <w:numId w:val="9"/>
-        </w:numPr>
-      </w:pPr>
-      <w:r>
-        <w:t>검 스킬로 회수하면 보스 자세 게이지 추가 감소</w:t>
-      </w:r>
-    </w:p>
-    <w:p>
-      <w:pPr>
-        <w:numPr>
-          <w:ilvl w:val="0"/>
-          <w:numId w:val="9"/>
-        </w:numPr>
-      </w:pPr>
-      <w:r>
-        <w:t>무력화 목적의 표식</w:t>
-      </w:r>
-    </w:p>
-    <w:p>
-      <w:pPr>
-        <w:rPr>
-          <w:b/>
-          <w:bCs/>
-        </w:rPr>
-      </w:pPr>
-      <w:r>
-        <w:rPr>
-          <w:b/>
-          <w:bCs/>
-        </w:rPr>
-        <w:t>5.3 자유 회수 규칙</w:t>
-      </w:r>
-    </w:p>
-    <w:p>
-      <w:r>
-        <w:t>표식은 동일한 단축키끼리 연결되지 않는다.</w:t>
-      </w:r>
-    </w:p>
-    <w:p>
-      <w:r>
-        <w:t>총 Q로 생성한 절단탄은 검 Q 또는 검 W 모두로 회수할 수 있다.</w:t>
-      </w:r>
-    </w:p>
-    <w:p>
-      <w:r>
-        <w:t>총 W로 생성한 충격탄 역시 검 Q 또는 검 W로 회수할 수 있다.</w:t>
-      </w:r>
-    </w:p>
-    <w:p>
-      <w:r>
-        <w:t>검 스킬에 따라 회수 방식만 달라진다.</w:t>
-      </w:r>
-    </w:p>
-    <w:p>
-      <w:pPr>
-        <w:rPr>
-          <w:b/>
-          <w:bCs/>
-        </w:rPr>
-      </w:pPr>
-      <w:r>
-        <w:rPr>
-          <w:b/>
-          <w:bCs/>
-        </w:rPr>
-        <w:t>검 Q 회수 특성</w:t>
-      </w:r>
-    </w:p>
-    <w:p>
-      <w:pPr>
-        <w:numPr>
-          <w:ilvl w:val="0"/>
-          <w:numId w:val="10"/>
-        </w:numPr>
-      </w:pPr>
-      <w:r>
-        <w:t>적중한 표식 1개만 소비</w:t>
-      </w:r>
-    </w:p>
-    <w:p>
-      <w:pPr>
-        <w:numPr>
-          <w:ilvl w:val="0"/>
-          <w:numId w:val="10"/>
-        </w:numPr>
-      </w:pPr>
-      <w:r>
-        <w:t>빠르고 안전한 회수</w:t>
-      </w:r>
-    </w:p>
-    <w:p>
-      <w:pPr>
-        <w:numPr>
-          <w:ilvl w:val="0"/>
-          <w:numId w:val="10"/>
-        </w:numPr>
-      </w:pPr>
-      <w:r>
-        <w:t>소비한 표식의 효과를 즉시 발생</w:t>
-      </w:r>
-    </w:p>
-    <w:p>
-      <w:pPr>
-        <w:rPr>
-          <w:b/>
-          <w:bCs/>
-        </w:rPr>
-      </w:pPr>
-      <w:r>
-        <w:rPr>
-          <w:b/>
-          <w:bCs/>
-        </w:rPr>
-        <w:t>검 W 회수 특성</w:t>
+        <w:t>보스에게 부착된 표식을 최대 3개까지 소비</w:t>
       </w:r>
     </w:p>
     <w:p>
@@ -1816,18 +1842,6 @@
         </w:numPr>
       </w:pPr>
       <w:r>
-        <w:t>보스에게 부착된 표식을 최대 3개까지 소비</w:t>
-      </w:r>
-    </w:p>
-    <w:p>
-      <w:pPr>
-        <w:numPr>
-          <w:ilvl w:val="0"/>
-          <w:numId w:val="11"/>
-        </w:numPr>
-      </w:pPr>
-      <w:r>
-        <w:lastRenderedPageBreak/>
         <w:t>긴 준비 시간이 필요</w:t>
       </w:r>
     </w:p>
@@ -2205,7 +2219,7 @@
     <w:p>
       <w:r>
         <w:pict w14:anchorId="23F9FEDF">
-          <v:rect id="_x0000_i1179" style="width:0;height:1.5pt" o:hralign="center" o:hrstd="t" o:hr="t" fillcolor="#a0a0a0" stroked="f"/>
+          <v:rect id="_x0000_i1029" style="width:0;height:1.5pt" o:hralign="center" o:hrstd="t" o:hr="t" fillcolor="#a0a0a0" stroked="f"/>
         </w:pict>
       </w:r>
     </w:p>
@@ -2252,6 +2266,7 @@
         </w:numPr>
       </w:pPr>
       <w:r>
+        <w:lastRenderedPageBreak/>
         <w:t>총 모드 → 검 모드</w:t>
       </w:r>
     </w:p>
@@ -2263,7 +2278,6 @@
         </w:numPr>
       </w:pPr>
       <w:r>
-        <w:lastRenderedPageBreak/>
         <w:t>검 모드 → 총 모드</w:t>
       </w:r>
     </w:p>
@@ -2384,7 +2398,7 @@
     <w:p>
       <w:r>
         <w:pict w14:anchorId="48B37F16">
-          <v:rect id="_x0000_i1180" style="width:0;height:1.5pt" o:hralign="center" o:hrstd="t" o:hr="t" fillcolor="#a0a0a0" stroked="f"/>
+          <v:rect id="_x0000_i1030" style="width:0;height:1.5pt" o:hralign="center" o:hrstd="t" o:hr="t" fillcolor="#a0a0a0" stroked="f"/>
         </w:pict>
       </w:r>
     </w:p>
@@ -2973,7 +2987,7 @@
     <w:p>
       <w:r>
         <w:pict w14:anchorId="291F532C">
-          <v:rect id="_x0000_i1181" style="width:0;height:1.5pt" o:hralign="center" o:hrstd="t" o:hr="t" fillcolor="#a0a0a0" stroked="f"/>
+          <v:rect id="_x0000_i1031" style="width:0;height:1.5pt" o:hralign="center" o:hrstd="t" o:hr="t" fillcolor="#a0a0a0" stroked="f"/>
         </w:pict>
       </w:r>
     </w:p>
@@ -3351,7 +3365,7 @@
     <w:p>
       <w:r>
         <w:pict w14:anchorId="31C69334">
-          <v:rect id="_x0000_i1182" style="width:0;height:1.5pt" o:hralign="center" o:hrstd="t" o:hr="t" fillcolor="#a0a0a0" stroked="f"/>
+          <v:rect id="_x0000_i1032" style="width:0;height:1.5pt" o:hralign="center" o:hrstd="t" o:hr="t" fillcolor="#a0a0a0" stroked="f"/>
         </w:pict>
       </w:r>
     </w:p>
@@ -3714,7 +3728,7 @@
     <w:p>
       <w:r>
         <w:pict w14:anchorId="2A0A1206">
-          <v:rect id="_x0000_i1183" style="width:0;height:1.5pt" o:hralign="center" o:hrstd="t" o:hr="t" fillcolor="#a0a0a0" stroked="f"/>
+          <v:rect id="_x0000_i1033" style="width:0;height:1.5pt" o:hralign="center" o:hrstd="t" o:hr="t" fillcolor="#a0a0a0" stroked="f"/>
         </w:pict>
       </w:r>
     </w:p>
@@ -4048,7 +4062,7 @@
     <w:p>
       <w:r>
         <w:pict w14:anchorId="5F624BBE">
-          <v:rect id="_x0000_i1184" style="width:0;height:1.5pt" o:hralign="center" o:hrstd="t" o:hr="t" fillcolor="#a0a0a0" stroked="f"/>
+          <v:rect id="_x0000_i1034" style="width:0;height:1.5pt" o:hralign="center" o:hrstd="t" o:hr="t" fillcolor="#a0a0a0" stroked="f"/>
         </w:pict>
       </w:r>
     </w:p>
@@ -4381,7 +4395,7 @@
     <w:p>
       <w:r>
         <w:pict w14:anchorId="59009083">
-          <v:rect id="_x0000_i1185" style="width:0;height:1.5pt" o:hralign="center" o:hrstd="t" o:hr="t" fillcolor="#a0a0a0" stroked="f"/>
+          <v:rect id="_x0000_i1035" style="width:0;height:1.5pt" o:hralign="center" o:hrstd="t" o:hr="t" fillcolor="#a0a0a0" stroked="f"/>
         </w:pict>
       </w:r>
     </w:p>
@@ -4757,7 +4771,7 @@
     <w:p>
       <w:r>
         <w:pict w14:anchorId="05B4DF4A">
-          <v:rect id="_x0000_i1186" style="width:0;height:1.5pt" o:hralign="center" o:hrstd="t" o:hr="t" fillcolor="#a0a0a0" stroked="f"/>
+          <v:rect id="_x0000_i1036" style="width:0;height:1.5pt" o:hralign="center" o:hrstd="t" o:hr="t" fillcolor="#a0a0a0" stroked="f"/>
         </w:pict>
       </w:r>
     </w:p>
@@ -5129,7 +5143,7 @@
     <w:p>
       <w:r>
         <w:pict w14:anchorId="06E6CA5D">
-          <v:rect id="_x0000_i1187" style="width:0;height:1.5pt" o:hralign="center" o:hrstd="t" o:hr="t" fillcolor="#a0a0a0" stroked="f"/>
+          <v:rect id="_x0000_i1037" style="width:0;height:1.5pt" o:hralign="center" o:hrstd="t" o:hr="t" fillcolor="#a0a0a0" stroked="f"/>
         </w:pict>
       </w:r>
     </w:p>
@@ -5463,7 +5477,7 @@
     <w:p>
       <w:r>
         <w:pict w14:anchorId="5EEE1944">
-          <v:rect id="_x0000_i1188" style="width:0;height:1.5pt" o:hralign="center" o:hrstd="t" o:hr="t" fillcolor="#a0a0a0" stroked="f"/>
+          <v:rect id="_x0000_i1038" style="width:0;height:1.5pt" o:hralign="center" o:hrstd="t" o:hr="t" fillcolor="#a0a0a0" stroked="f"/>
         </w:pict>
       </w:r>
     </w:p>
@@ -5797,7 +5811,7 @@
     <w:p>
       <w:r>
         <w:pict w14:anchorId="6F4C2A7B">
-          <v:rect id="_x0000_i1189" style="width:0;height:1.5pt" o:hralign="center" o:hrstd="t" o:hr="t" fillcolor="#a0a0a0" stroked="f"/>
+          <v:rect id="_x0000_i1039" style="width:0;height:1.5pt" o:hralign="center" o:hrstd="t" o:hr="t" fillcolor="#a0a0a0" stroked="f"/>
         </w:pict>
       </w:r>
     </w:p>
@@ -6116,7 +6130,7 @@
     <w:p>
       <w:r>
         <w:pict w14:anchorId="58069649">
-          <v:rect id="_x0000_i1190" style="width:0;height:1.5pt" o:hralign="center" o:hrstd="t" o:hr="t" fillcolor="#a0a0a0" stroked="f"/>
+          <v:rect id="_x0000_i1040" style="width:0;height:1.5pt" o:hralign="center" o:hrstd="t" o:hr="t" fillcolor="#a0a0a0" stroked="f"/>
         </w:pict>
       </w:r>
     </w:p>
@@ -6506,7 +6520,7 @@
     <w:p>
       <w:r>
         <w:pict w14:anchorId="0FC0540D">
-          <v:rect id="_x0000_i1191" style="width:0;height:1.5pt" o:hralign="center" o:hrstd="t" o:hr="t" fillcolor="#a0a0a0" stroked="f"/>
+          <v:rect id="_x0000_i1041" style="width:0;height:1.5pt" o:hralign="center" o:hrstd="t" o:hr="t" fillcolor="#a0a0a0" stroked="f"/>
         </w:pict>
       </w:r>
     </w:p>
@@ -6731,7 +6745,7 @@
     <w:p>
       <w:r>
         <w:pict w14:anchorId="60652EEB">
-          <v:rect id="_x0000_i1192" style="width:0;height:1.5pt" o:hralign="center" o:hrstd="t" o:hr="t" fillcolor="#a0a0a0" stroked="f"/>
+          <v:rect id="_x0000_i1042" style="width:0;height:1.5pt" o:hralign="center" o:hrstd="t" o:hr="t" fillcolor="#a0a0a0" stroked="f"/>
         </w:pict>
       </w:r>
     </w:p>
@@ -6951,7 +6965,7 @@
     <w:p>
       <w:r>
         <w:pict w14:anchorId="24C5D00E">
-          <v:rect id="_x0000_i1193" style="width:0;height:1.5pt" o:hralign="center" o:hrstd="t" o:hr="t" fillcolor="#a0a0a0" stroked="f"/>
+          <v:rect id="_x0000_i1043" style="width:0;height:1.5pt" o:hralign="center" o:hrstd="t" o:hr="t" fillcolor="#a0a0a0" stroked="f"/>
         </w:pict>
       </w:r>
     </w:p>
@@ -7054,7 +7068,7 @@
     <w:p>
       <w:r>
         <w:pict w14:anchorId="53CB6507">
-          <v:rect id="_x0000_i1194" style="width:0;height:1.5pt" o:hralign="center" o:hrstd="t" o:hr="t" fillcolor="#a0a0a0" stroked="f"/>
+          <v:rect id="_x0000_i1044" style="width:0;height:1.5pt" o:hralign="center" o:hrstd="t" o:hr="t" fillcolor="#a0a0a0" stroked="f"/>
         </w:pict>
       </w:r>
     </w:p>
@@ -7214,7 +7228,7 @@
     <w:p>
       <w:r>
         <w:pict w14:anchorId="3CEFA35F">
-          <v:rect id="_x0000_i1195" style="width:0;height:1.5pt" o:hralign="center" o:hrstd="t" o:hr="t" fillcolor="#a0a0a0" stroked="f"/>
+          <v:rect id="_x0000_i1045" style="width:0;height:1.5pt" o:hralign="center" o:hrstd="t" o:hr="t" fillcolor="#a0a0a0" stroked="f"/>
         </w:pict>
       </w:r>
     </w:p>
@@ -7419,7 +7433,7 @@
     <w:p>
       <w:r>
         <w:pict w14:anchorId="505B4795">
-          <v:rect id="_x0000_i1196" style="width:0;height:1.5pt" o:hralign="center" o:hrstd="t" o:hr="t" fillcolor="#a0a0a0" stroked="f"/>
+          <v:rect id="_x0000_i1046" style="width:0;height:1.5pt" o:hralign="center" o:hrstd="t" o:hr="t" fillcolor="#a0a0a0" stroked="f"/>
         </w:pict>
       </w:r>
     </w:p>
@@ -7944,7 +7958,7 @@
     <w:p>
       <w:r>
         <w:pict w14:anchorId="58D5F153">
-          <v:rect id="_x0000_i1197" style="width:0;height:1.5pt" o:hralign="center" o:hrstd="t" o:hr="t" fillcolor="#a0a0a0" stroked="f"/>
+          <v:rect id="_x0000_i1047" style="width:0;height:1.5pt" o:hralign="center" o:hrstd="t" o:hr="t" fillcolor="#a0a0a0" stroked="f"/>
         </w:pict>
       </w:r>
     </w:p>
@@ -8103,7 +8117,7 @@
     <w:p>
       <w:r>
         <w:pict w14:anchorId="2297E0F5">
-          <v:rect id="_x0000_i1198" style="width:0;height:1.5pt" o:hralign="center" o:hrstd="t" o:hr="t" fillcolor="#a0a0a0" stroked="f"/>
+          <v:rect id="_x0000_i1048" style="width:0;height:1.5pt" o:hralign="center" o:hrstd="t" o:hr="t" fillcolor="#a0a0a0" stroked="f"/>
         </w:pict>
       </w:r>
     </w:p>
@@ -8214,7 +8228,7 @@
     <w:p>
       <w:r>
         <w:pict w14:anchorId="379DEEBF">
-          <v:rect id="_x0000_i1199" style="width:0;height:1.5pt" o:hralign="center" o:hrstd="t" o:hr="t" fillcolor="#a0a0a0" stroked="f"/>
+          <v:rect id="_x0000_i1049" style="width:0;height:1.5pt" o:hralign="center" o:hrstd="t" o:hr="t" fillcolor="#a0a0a0" stroked="f"/>
         </w:pict>
       </w:r>
     </w:p>
@@ -8250,7 +8264,7 @@
 </file>
 
 <file path=word/numbering.xml><?xml version="1.0" encoding="utf-8"?>
-<w:numbering xmlns:wpc="http://schemas.microsoft.com/office/word/2010/wordprocessingCanvas" xmlns:cx="http://schemas.microsoft.com/office/drawing/2014/chartex" xmlns:cx1="http://schemas.microsoft.com/office/drawing/2015/9/8/chartex" xmlns:cx2="http://schemas.microsoft.com/office/drawing/2015/10/21/chartex" xmlns:cx3="http://schemas.microsoft.com/office/drawing/2016/5/9/chartex" xmlns:cx4="http://schemas.microsoft.com/office/drawing/2016/5/10/chartex" xmlns:cx5="http://schemas.microsoft.com/office/drawing/2016/5/11/chartex" xmlns:cx6="http://schemas.microsoft.com/office/drawing/2016/5/12/chartex" xmlns:cx7="http://schemas.microsoft.com/office/drawing/2016/5/13/chartex" xmlns:cx8="http://schemas.microsoft.com/office/drawing/2016/5/14/chartex" xmlns:mc="http://schemas.openxmlformats.org/markup-compatibility/2006" xmlns:aink="http://schemas.microsoft.com/office/drawing/2016/ink" xmlns:am3d="http://schemas.microsoft.com/office/drawing/2017/model3d" xmlns:o="urn:schemas-microsoft-com:office:office" xmlns:oel="http://schemas.microsoft.com/office/2019/extlst" xmlns:r="http://schemas.openxmlformats.org/officeDocument/2006/relationships" xmlns:m="http://schemas.openxmlformats.org/officeDocument/2006/math" xmlns:v="urn:schemas-microsoft-com:vml" xmlns:wp14="http://schemas.microsoft.com/office/word/2010/wordprocessingDrawing" xmlns:wp="http://schemas.openxmlformats.org/drawingml/2006/wordprocessingDrawing" xmlns:w10="urn:schemas-microsoft-com:office:word" xmlns:w="http://schemas.openxmlformats.org/wordprocessingml/2006/main" xmlns:w14="http://schemas.microsoft.com/office/word/2010/wordml" xmlns:w15="http://schemas.microsoft.com/office/word/2012/wordml" xmlns:w16cex="http://schemas.microsoft.com/office/word/2018/wordml/cex" xmlns:w16cid="http://schemas.microsoft.com/office/word/2016/wordml/cid" xmlns:w16="http://schemas.microsoft.com/office/word/2018/wordml" xmlns:w16du="http://schemas.microsoft.com/office/word/2023/wordml/word16du" xmlns:w16sdtdh="http://schemas.microsoft.com/office/word/2020/wordml/sdtdatahash" xmlns:w16sdtfl="http://schemas.microsoft.com/office/word/2024/wordml/sdtformatlock" xmlns:w16se="http://schemas.microsoft.com/office/word/2015/wordml/symex" xmlns:wpg="http://schemas.microsoft.com/office/word/2010/wordprocessingGroup" xmlns:wpi="http://schemas.microsoft.com/office/word/2010/wordprocessingInk" xmlns:wne="http://schemas.microsoft.com/office/word/2006/wordml" xmlns:wps="http://schemas.microsoft.com/office/word/2010/wordprocessingShape" mc:Ignorable="w14 w15 w16se w16cid w16 w16cex w16sdtdh w16sdtfl w16du wp14">
+<w:numbering xmlns:wpc="http://schemas.microsoft.com/office/word/2010/wordprocessingCanvas" xmlns:cx="http://schemas.microsoft.com/office/drawing/2014/chartex" xmlns:cx1="http://schemas.microsoft.com/office/drawing/2015/9/8/chartex" xmlns:cx2="http://schemas.microsoft.com/office/drawing/2015/10/21/chartex" xmlns:cx3="http://schemas.microsoft.com/office/drawing/2016/5/9/chartex" xmlns:cx4="http://schemas.microsoft.com/office/drawing/2016/5/10/chartex" xmlns:cx5="http://schemas.microsoft.com/office/drawing/2016/5/11/chartex" xmlns:cx6="http://schemas.microsoft.com/office/drawing/2016/5/12/chartex" xmlns:cx7="http://schemas.microsoft.com/office/drawing/2016/5/13/chartex" xmlns:cx8="http://schemas.microsoft.com/office/drawing/2016/5/14/chartex" xmlns:mc="http://schemas.openxmlformats.org/markup-compatibility/2006" xmlns:aink="http://schemas.microsoft.com/office/drawing/2016/ink" xmlns:am3d="http://schemas.microsoft.com/office/drawing/2017/model3d" xmlns:o="urn:schemas-microsoft-com:office:office" xmlns:oel="http://schemas.microsoft.com/office/2019/extlst" xmlns:r="http://schemas.openxmlformats.org/officeDocument/2006/relationships" xmlns:m="http://schemas.openxmlformats.org/officeDocument/2006/math" xmlns:v="urn:schemas-microsoft-com:vml" xmlns:wp14="http://schemas.microsoft.com/office/word/2010/wordprocessingDrawing" xmlns:wp="http://schemas.openxmlformats.org/drawingml/2006/wordprocessingDrawing" xmlns:w10="urn:schemas-microsoft-com:office:word" xmlns:w="http://schemas.openxmlformats.org/wordprocessingml/2006/main" xmlns:w14="http://schemas.microsoft.com/office/word/2010/wordml" xmlns:w15="http://schemas.microsoft.com/office/word/2012/wordml" xmlns:w16cei="http://schemas.microsoft.com/office/word/2026/wordml/cei" xmlns:w16cex="http://schemas.microsoft.com/office/word/2018/wordml/cex" xmlns:w16cid="http://schemas.microsoft.com/office/word/2016/wordml/cid" xmlns:w16="http://schemas.microsoft.com/office/word/2018/wordml" xmlns:w16du="http://schemas.microsoft.com/office/word/2023/wordml/word16du" xmlns:w16sdtdh="http://schemas.microsoft.com/office/word/2020/wordml/sdtdatahash" xmlns:w16sdtfl="http://schemas.microsoft.com/office/word/2024/wordml/sdtformatlock" xmlns:w16se="http://schemas.microsoft.com/office/word/2015/wordml/symex" xmlns:wpg="http://schemas.microsoft.com/office/word/2010/wordprocessingGroup" xmlns:wpi="http://schemas.microsoft.com/office/word/2010/wordprocessingInk" xmlns:wne="http://schemas.microsoft.com/office/word/2006/wordml" xmlns:wps="http://schemas.microsoft.com/office/word/2010/wordprocessingShape" mc:Ignorable="w14 w15 w16se w16cid w16 w16cex w16sdtdh w16sdtfl w16du wp14">
   <w:abstractNum w:abstractNumId="0" w15:restartNumberingAfterBreak="0">
     <w:nsid w:val="013A3ED0"/>
     <w:multiLevelType w:val="multilevel"/>
@@ -14753,6 +14767,7 @@
   <w:style w:type="character" w:default="1" w:styleId="a0">
     <w:name w:val="Default Paragraph Font"/>
     <w:uiPriority w:val="1"/>
+    <w:semiHidden/>
     <w:unhideWhenUsed/>
   </w:style>
   <w:style w:type="table" w:default="1" w:styleId="a1">

--- a/기획서.docx
+++ b/기획서.docx
@@ -6518,6 +6518,19 @@
       </w:tr>
     </w:tbl>
     <w:p>
+      <w:pPr>
+        <w:rPr>
+          <w:rFonts w:hint="eastAsia"/>
+        </w:rPr>
+      </w:pPr>
+      <w:r>
+        <w:rPr>
+          <w:rFonts w:hint="eastAsia"/>
+        </w:rPr>
+        <w:t>.+ 기믹 ? -&gt; 미정</w:t>
+      </w:r>
+    </w:p>
+    <w:p>
       <w:r>
         <w:pict w14:anchorId="0FC0540D">
           <v:rect id="_x0000_i1041" style="width:0;height:1.5pt" o:hralign="center" o:hrstd="t" o:hr="t" fillcolor="#a0a0a0" stroked="f"/>
@@ -6567,6 +6580,7 @@
         </w:numPr>
       </w:pPr>
       <w:r>
+        <w:lastRenderedPageBreak/>
         <w:t>검 공격 피해 감소</w:t>
       </w:r>
     </w:p>
@@ -6578,7 +6592,6 @@
         </w:numPr>
       </w:pPr>
       <w:r>
-        <w:lastRenderedPageBreak/>
         <w:t>총 공격은 정상 피해</w:t>
       </w:r>
     </w:p>
@@ -6819,6 +6832,7 @@
         </w:numPr>
       </w:pPr>
       <w:r>
+        <w:lastRenderedPageBreak/>
         <w:t>돌진 종료 후 짧은 빈틈</w:t>
       </w:r>
     </w:p>
@@ -6830,7 +6844,6 @@
         </w:numPr>
       </w:pPr>
       <w:r>
-        <w:lastRenderedPageBreak/>
         <w:t>총 모드로 거리를 유지할 때 압박하는 패턴</w:t>
       </w:r>
     </w:p>
@@ -7067,6 +7080,7 @@
     </w:p>
     <w:p>
       <w:r>
+        <w:lastRenderedPageBreak/>
         <w:pict w14:anchorId="53CB6507">
           <v:rect id="_x0000_i1044" style="width:0;height:1.5pt" o:hralign="center" o:hrstd="t" o:hr="t" fillcolor="#a0a0a0" stroked="f"/>
         </w:pict>
@@ -7084,7 +7098,6 @@
           <w:b/>
           <w:bCs/>
         </w:rPr>
-        <w:lastRenderedPageBreak/>
         <w:t>15. 2페이즈</w:t>
       </w:r>
     </w:p>
@@ -7347,6 +7360,7 @@
         </w:numPr>
       </w:pPr>
       <w:r>
+        <w:lastRenderedPageBreak/>
         <w:t>충격탄 수</w:t>
       </w:r>
     </w:p>
@@ -7358,7 +7372,6 @@
         </w:numPr>
       </w:pPr>
       <w:r>
-        <w:lastRenderedPageBreak/>
         <w:t>보스 자세 게이지</w:t>
       </w:r>
     </w:p>
@@ -7615,6 +7628,7 @@
         </w:numPr>
       </w:pPr>
       <w:r>
+        <w:lastRenderedPageBreak/>
         <w:t>총 W</w:t>
       </w:r>
     </w:p>
@@ -7626,266 +7640,288 @@
         </w:numPr>
       </w:pPr>
       <w:r>
+        <w:t>검 Q</w:t>
+      </w:r>
+    </w:p>
+    <w:p>
+      <w:pPr>
+        <w:numPr>
+          <w:ilvl w:val="0"/>
+          <w:numId w:val="33"/>
+        </w:numPr>
+      </w:pPr>
+      <w:r>
+        <w:t>검 W</w:t>
+      </w:r>
+    </w:p>
+    <w:p>
+      <w:pPr>
+        <w:numPr>
+          <w:ilvl w:val="0"/>
+          <w:numId w:val="33"/>
+        </w:numPr>
+      </w:pPr>
+      <w:r>
+        <w:t>표식 부착</w:t>
+      </w:r>
+    </w:p>
+    <w:p>
+      <w:pPr>
+        <w:numPr>
+          <w:ilvl w:val="0"/>
+          <w:numId w:val="33"/>
+        </w:numPr>
+      </w:pPr>
+      <w:r>
+        <w:t>표식 소비</w:t>
+      </w:r>
+    </w:p>
+    <w:p>
+      <w:pPr>
+        <w:numPr>
+          <w:ilvl w:val="0"/>
+          <w:numId w:val="33"/>
+        </w:numPr>
+      </w:pPr>
+      <w:r>
+        <w:t>추가 피해</w:t>
+      </w:r>
+    </w:p>
+    <w:p>
+      <w:pPr>
+        <w:rPr>
+          <w:b/>
+          <w:bCs/>
+        </w:rPr>
+      </w:pPr>
+      <w:r>
+        <w:rPr>
+          <w:b/>
+          <w:bCs/>
+        </w:rPr>
+        <w:t>4단계: 기본 전투</w:t>
+      </w:r>
+    </w:p>
+    <w:p>
+      <w:pPr>
+        <w:numPr>
+          <w:ilvl w:val="0"/>
+          <w:numId w:val="34"/>
+        </w:numPr>
+      </w:pPr>
+      <w:r>
+        <w:t>총 기본 공격</w:t>
+      </w:r>
+    </w:p>
+    <w:p>
+      <w:pPr>
+        <w:numPr>
+          <w:ilvl w:val="0"/>
+          <w:numId w:val="34"/>
+        </w:numPr>
+      </w:pPr>
+      <w:r>
+        <w:t>검 기본 공격</w:t>
+      </w:r>
+    </w:p>
+    <w:p>
+      <w:pPr>
+        <w:numPr>
+          <w:ilvl w:val="0"/>
+          <w:numId w:val="34"/>
+        </w:numPr>
+      </w:pPr>
+      <w:r>
+        <w:t>Space 회피</w:t>
+      </w:r>
+    </w:p>
+    <w:p>
+      <w:pPr>
+        <w:numPr>
+          <w:ilvl w:val="0"/>
+          <w:numId w:val="34"/>
+        </w:numPr>
+      </w:pPr>
+      <w:r>
+        <w:t>플레이어 체력</w:t>
+      </w:r>
+    </w:p>
+    <w:p>
+      <w:pPr>
+        <w:numPr>
+          <w:ilvl w:val="0"/>
+          <w:numId w:val="34"/>
+        </w:numPr>
+      </w:pPr>
+      <w:r>
+        <w:t>보스 체력</w:t>
+      </w:r>
+    </w:p>
+    <w:p>
+      <w:pPr>
+        <w:rPr>
+          <w:b/>
+          <w:bCs/>
+        </w:rPr>
+      </w:pPr>
+      <w:r>
+        <w:rPr>
+          <w:b/>
+          <w:bCs/>
+        </w:rPr>
+        <w:t>5단계: 보스 MVP</w:t>
+      </w:r>
+    </w:p>
+    <w:p>
+      <w:pPr>
+        <w:numPr>
+          <w:ilvl w:val="0"/>
+          <w:numId w:val="35"/>
+        </w:numPr>
+      </w:pPr>
+      <w:r>
+        <w:t>방패 돌진</w:t>
+      </w:r>
+    </w:p>
+    <w:p>
+      <w:pPr>
+        <w:numPr>
+          <w:ilvl w:val="0"/>
+          <w:numId w:val="35"/>
+        </w:numPr>
+      </w:pPr>
+      <w:r>
+        <w:t>포신 휘두르기</w:t>
+      </w:r>
+    </w:p>
+    <w:p>
+      <w:pPr>
+        <w:numPr>
+          <w:ilvl w:val="0"/>
+          <w:numId w:val="35"/>
+        </w:numPr>
+      </w:pPr>
+      <w:r>
+        <w:t>직선 포격</w:t>
+      </w:r>
+    </w:p>
+    <w:p>
+      <w:pPr>
+        <w:numPr>
+          <w:ilvl w:val="0"/>
+          <w:numId w:val="35"/>
+        </w:numPr>
+      </w:pPr>
+      <w:r>
+        <w:t>거리 기반 패턴 선택</w:t>
+      </w:r>
+    </w:p>
+    <w:p>
+      <w:pPr>
+        <w:numPr>
+          <w:ilvl w:val="0"/>
+          <w:numId w:val="35"/>
+        </w:numPr>
+      </w:pPr>
+      <w:r>
+        <w:t>사망 및 클리어</w:t>
+      </w:r>
+    </w:p>
+    <w:p>
+      <w:pPr>
+        <w:rPr>
+          <w:b/>
+          <w:bCs/>
+        </w:rPr>
+      </w:pPr>
+      <w:r>
+        <w:rPr>
+          <w:b/>
+          <w:bCs/>
+        </w:rPr>
+        <w:t>6단계: 전투 검증</w:t>
+      </w:r>
+    </w:p>
+    <w:p>
+      <w:pPr>
+        <w:numPr>
+          <w:ilvl w:val="0"/>
+          <w:numId w:val="36"/>
+        </w:numPr>
+      </w:pPr>
+      <w:r>
+        <w:t>표식 연계가 이해되는지 확인</w:t>
+      </w:r>
+    </w:p>
+    <w:p>
+      <w:pPr>
+        <w:numPr>
+          <w:ilvl w:val="0"/>
+          <w:numId w:val="36"/>
+        </w:numPr>
+      </w:pPr>
+      <w:r>
+        <w:t>총과 검을 모두 사용하게 되는지 확인</w:t>
+      </w:r>
+    </w:p>
+    <w:p>
+      <w:pPr>
+        <w:numPr>
+          <w:ilvl w:val="0"/>
+          <w:numId w:val="36"/>
+        </w:numPr>
+      </w:pPr>
+      <w:r>
+        <w:t>검 Q와 검 W의 선택 차이가 있는지 확인</w:t>
+      </w:r>
+    </w:p>
+    <w:p>
+      <w:pPr>
+        <w:numPr>
+          <w:ilvl w:val="0"/>
+          <w:numId w:val="36"/>
+        </w:numPr>
+      </w:pPr>
+      <w:r>
+        <w:t>스왑 속도가 답답하지 않은지 확인</w:t>
+      </w:r>
+    </w:p>
+    <w:p>
+      <w:pPr>
+        <w:rPr>
+          <w:b/>
+          <w:bCs/>
+        </w:rPr>
+      </w:pPr>
+      <w:r>
+        <w:rPr>
+          <w:b/>
+          <w:bCs/>
+        </w:rPr>
+        <w:t>7단계: 확장</w:t>
+      </w:r>
+    </w:p>
+    <w:p>
+      <w:pPr>
+        <w:numPr>
+          <w:ilvl w:val="0"/>
+          <w:numId w:val="37"/>
+        </w:numPr>
+      </w:pPr>
+      <w:r>
+        <w:t>총 E, R</w:t>
+      </w:r>
+    </w:p>
+    <w:p>
+      <w:pPr>
+        <w:numPr>
+          <w:ilvl w:val="0"/>
+          <w:numId w:val="37"/>
+        </w:numPr>
+      </w:pPr>
+      <w:r>
         <w:lastRenderedPageBreak/>
-        <w:t>검 Q</w:t>
-      </w:r>
-    </w:p>
-    <w:p>
-      <w:pPr>
-        <w:numPr>
-          <w:ilvl w:val="0"/>
-          <w:numId w:val="33"/>
-        </w:numPr>
-      </w:pPr>
-      <w:r>
-        <w:t>검 W</w:t>
-      </w:r>
-    </w:p>
-    <w:p>
-      <w:pPr>
-        <w:numPr>
-          <w:ilvl w:val="0"/>
-          <w:numId w:val="33"/>
-        </w:numPr>
-      </w:pPr>
-      <w:r>
-        <w:t>표식 부착</w:t>
-      </w:r>
-    </w:p>
-    <w:p>
-      <w:pPr>
-        <w:numPr>
-          <w:ilvl w:val="0"/>
-          <w:numId w:val="33"/>
-        </w:numPr>
-      </w:pPr>
-      <w:r>
-        <w:t>표식 소비</w:t>
-      </w:r>
-    </w:p>
-    <w:p>
-      <w:pPr>
-        <w:numPr>
-          <w:ilvl w:val="0"/>
-          <w:numId w:val="33"/>
-        </w:numPr>
-      </w:pPr>
-      <w:r>
-        <w:t>추가 피해</w:t>
-      </w:r>
-    </w:p>
-    <w:p>
-      <w:pPr>
-        <w:rPr>
-          <w:b/>
-          <w:bCs/>
-        </w:rPr>
-      </w:pPr>
-      <w:r>
-        <w:rPr>
-          <w:b/>
-          <w:bCs/>
-        </w:rPr>
-        <w:t>4단계: 기본 전투</w:t>
-      </w:r>
-    </w:p>
-    <w:p>
-      <w:pPr>
-        <w:numPr>
-          <w:ilvl w:val="0"/>
-          <w:numId w:val="34"/>
-        </w:numPr>
-      </w:pPr>
-      <w:r>
-        <w:t>총 기본 공격</w:t>
-      </w:r>
-    </w:p>
-    <w:p>
-      <w:pPr>
-        <w:numPr>
-          <w:ilvl w:val="0"/>
-          <w:numId w:val="34"/>
-        </w:numPr>
-      </w:pPr>
-      <w:r>
-        <w:t>검 기본 공격</w:t>
-      </w:r>
-    </w:p>
-    <w:p>
-      <w:pPr>
-        <w:numPr>
-          <w:ilvl w:val="0"/>
-          <w:numId w:val="34"/>
-        </w:numPr>
-      </w:pPr>
-      <w:r>
-        <w:t>Space 회피</w:t>
-      </w:r>
-    </w:p>
-    <w:p>
-      <w:pPr>
-        <w:numPr>
-          <w:ilvl w:val="0"/>
-          <w:numId w:val="34"/>
-        </w:numPr>
-      </w:pPr>
-      <w:r>
-        <w:t>플레이어 체력</w:t>
-      </w:r>
-    </w:p>
-    <w:p>
-      <w:pPr>
-        <w:numPr>
-          <w:ilvl w:val="0"/>
-          <w:numId w:val="34"/>
-        </w:numPr>
-      </w:pPr>
-      <w:r>
-        <w:t>보스 체력</w:t>
-      </w:r>
-    </w:p>
-    <w:p>
-      <w:pPr>
-        <w:rPr>
-          <w:b/>
-          <w:bCs/>
-        </w:rPr>
-      </w:pPr>
-      <w:r>
-        <w:rPr>
-          <w:b/>
-          <w:bCs/>
-        </w:rPr>
-        <w:t>5단계: 보스 MVP</w:t>
-      </w:r>
-    </w:p>
-    <w:p>
-      <w:pPr>
-        <w:numPr>
-          <w:ilvl w:val="0"/>
-          <w:numId w:val="35"/>
-        </w:numPr>
-      </w:pPr>
-      <w:r>
-        <w:t>방패 돌진</w:t>
-      </w:r>
-    </w:p>
-    <w:p>
-      <w:pPr>
-        <w:numPr>
-          <w:ilvl w:val="0"/>
-          <w:numId w:val="35"/>
-        </w:numPr>
-      </w:pPr>
-      <w:r>
-        <w:t>포신 휘두르기</w:t>
-      </w:r>
-    </w:p>
-    <w:p>
-      <w:pPr>
-        <w:numPr>
-          <w:ilvl w:val="0"/>
-          <w:numId w:val="35"/>
-        </w:numPr>
-      </w:pPr>
-      <w:r>
-        <w:t>직선 포격</w:t>
-      </w:r>
-    </w:p>
-    <w:p>
-      <w:pPr>
-        <w:numPr>
-          <w:ilvl w:val="0"/>
-          <w:numId w:val="35"/>
-        </w:numPr>
-      </w:pPr>
-      <w:r>
-        <w:t>거리 기반 패턴 선택</w:t>
-      </w:r>
-    </w:p>
-    <w:p>
-      <w:pPr>
-        <w:numPr>
-          <w:ilvl w:val="0"/>
-          <w:numId w:val="35"/>
-        </w:numPr>
-      </w:pPr>
-      <w:r>
-        <w:t>사망 및 클리어</w:t>
-      </w:r>
-    </w:p>
-    <w:p>
-      <w:pPr>
-        <w:rPr>
-          <w:b/>
-          <w:bCs/>
-        </w:rPr>
-      </w:pPr>
-      <w:r>
-        <w:rPr>
-          <w:b/>
-          <w:bCs/>
-        </w:rPr>
-        <w:t>6단계: 전투 검증</w:t>
-      </w:r>
-    </w:p>
-    <w:p>
-      <w:pPr>
-        <w:numPr>
-          <w:ilvl w:val="0"/>
-          <w:numId w:val="36"/>
-        </w:numPr>
-      </w:pPr>
-      <w:r>
-        <w:t>표식 연계가 이해되는지 확인</w:t>
-      </w:r>
-    </w:p>
-    <w:p>
-      <w:pPr>
-        <w:numPr>
-          <w:ilvl w:val="0"/>
-          <w:numId w:val="36"/>
-        </w:numPr>
-      </w:pPr>
-      <w:r>
-        <w:t>총과 검을 모두 사용하게 되는지 확인</w:t>
-      </w:r>
-    </w:p>
-    <w:p>
-      <w:pPr>
-        <w:numPr>
-          <w:ilvl w:val="0"/>
-          <w:numId w:val="36"/>
-        </w:numPr>
-      </w:pPr>
-      <w:r>
-        <w:t>검 Q와 검 W의 선택 차이가 있는지 확인</w:t>
-      </w:r>
-    </w:p>
-    <w:p>
-      <w:pPr>
-        <w:numPr>
-          <w:ilvl w:val="0"/>
-          <w:numId w:val="36"/>
-        </w:numPr>
-      </w:pPr>
-      <w:r>
-        <w:t>스왑 속도가 답답하지 않은지 확인</w:t>
-      </w:r>
-    </w:p>
-    <w:p>
-      <w:pPr>
-        <w:rPr>
-          <w:b/>
-          <w:bCs/>
-        </w:rPr>
-      </w:pPr>
-      <w:r>
-        <w:rPr>
-          <w:b/>
-          <w:bCs/>
-        </w:rPr>
-        <w:t>7단계: 확장</w:t>
+        <w:t>검 E, R</w:t>
       </w:r>
     </w:p>
     <w:p>
@@ -7896,29 +7932,6 @@
         </w:numPr>
       </w:pPr>
       <w:r>
-        <w:t>총 E, R</w:t>
-      </w:r>
-    </w:p>
-    <w:p>
-      <w:pPr>
-        <w:numPr>
-          <w:ilvl w:val="0"/>
-          <w:numId w:val="37"/>
-        </w:numPr>
-      </w:pPr>
-      <w:r>
-        <w:t>검 E, R</w:t>
-      </w:r>
-    </w:p>
-    <w:p>
-      <w:pPr>
-        <w:numPr>
-          <w:ilvl w:val="0"/>
-          <w:numId w:val="37"/>
-        </w:numPr>
-      </w:pPr>
-      <w:r>
-        <w:lastRenderedPageBreak/>
         <w:t>자세 게이지</w:t>
       </w:r>
     </w:p>
@@ -8177,6 +8190,7 @@
         </w:numPr>
       </w:pPr>
       <w:r>
+        <w:lastRenderedPageBreak/>
         <w:t>정해진 키 조합을 외우지 않아도 자유롭게 연계할 수 있는가?</w:t>
       </w:r>
     </w:p>
@@ -8188,7 +8202,6 @@
         </w:numPr>
       </w:pPr>
       <w:r>
-        <w:lastRenderedPageBreak/>
         <w:t>총 모드만 사용하거나 검 모드만 사용하는 것이 지나치게 유리하지 않은가?</w:t>
       </w:r>
     </w:p>

--- a/기획서.docx
+++ b/기획서.docx
@@ -1,6 +1,6 @@
 
 <file path=word/document.xml><?xml version="1.0" encoding="utf-8"?>
-<w:document xmlns:wpc="http://schemas.microsoft.com/office/word/2010/wordprocessingCanvas" xmlns:cx="http://schemas.microsoft.com/office/drawing/2014/chartex" xmlns:cx1="http://schemas.microsoft.com/office/drawing/2015/9/8/chartex" xmlns:cx2="http://schemas.microsoft.com/office/drawing/2015/10/21/chartex" xmlns:cx3="http://schemas.microsoft.com/office/drawing/2016/5/9/chartex" xmlns:cx4="http://schemas.microsoft.com/office/drawing/2016/5/10/chartex" xmlns:cx5="http://schemas.microsoft.com/office/drawing/2016/5/11/chartex" xmlns:cx6="http://schemas.microsoft.com/office/drawing/2016/5/12/chartex" xmlns:cx7="http://schemas.microsoft.com/office/drawing/2016/5/13/chartex" xmlns:cx8="http://schemas.microsoft.com/office/drawing/2016/5/14/chartex" xmlns:mc="http://schemas.openxmlformats.org/markup-compatibility/2006" xmlns:aink="http://schemas.microsoft.com/office/drawing/2016/ink" xmlns:am3d="http://schemas.microsoft.com/office/drawing/2017/model3d" xmlns:o="urn:schemas-microsoft-com:office:office" xmlns:oel="http://schemas.microsoft.com/office/2019/extlst" xmlns:r="http://schemas.openxmlformats.org/officeDocument/2006/relationships" xmlns:m="http://schemas.openxmlformats.org/officeDocument/2006/math" xmlns:v="urn:schemas-microsoft-com:vml" xmlns:wp14="http://schemas.microsoft.com/office/word/2010/wordprocessingDrawing" xmlns:wp="http://schemas.openxmlformats.org/drawingml/2006/wordprocessingDrawing" xmlns:w10="urn:schemas-microsoft-com:office:word" xmlns:w="http://schemas.openxmlformats.org/wordprocessingml/2006/main" xmlns:w14="http://schemas.microsoft.com/office/word/2010/wordml" xmlns:w15="http://schemas.microsoft.com/office/word/2012/wordml" xmlns:w16cei="http://schemas.microsoft.com/office/word/2026/wordml/cei" xmlns:w16cex="http://schemas.microsoft.com/office/word/2018/wordml/cex" xmlns:w16cid="http://schemas.microsoft.com/office/word/2016/wordml/cid" xmlns:w16="http://schemas.microsoft.com/office/word/2018/wordml" xmlns:w16du="http://schemas.microsoft.com/office/word/2023/wordml/word16du" xmlns:w16sdtdh="http://schemas.microsoft.com/office/word/2020/wordml/sdtdatahash" xmlns:w16sdtfl="http://schemas.microsoft.com/office/word/2024/wordml/sdtformatlock" xmlns:w16se="http://schemas.microsoft.com/office/word/2015/wordml/symex" xmlns:wpg="http://schemas.microsoft.com/office/word/2010/wordprocessingGroup" xmlns:wpi="http://schemas.microsoft.com/office/word/2010/wordprocessingInk" xmlns:wne="http://schemas.microsoft.com/office/word/2006/wordml" xmlns:wps="http://schemas.microsoft.com/office/word/2010/wordprocessingShape" mc:Ignorable="w14 w15 w16se w16cid w16 w16cex w16sdtdh w16sdtfl w16du wp14">
+<w:document xmlns:wpc="http://schemas.microsoft.com/office/word/2010/wordprocessingCanvas" xmlns:cx="http://schemas.microsoft.com/office/drawing/2014/chartex" xmlns:cx1="http://schemas.microsoft.com/office/drawing/2015/9/8/chartex" xmlns:cx2="http://schemas.microsoft.com/office/drawing/2015/10/21/chartex" xmlns:cx3="http://schemas.microsoft.com/office/drawing/2016/5/9/chartex" xmlns:cx4="http://schemas.microsoft.com/office/drawing/2016/5/10/chartex" xmlns:cx5="http://schemas.microsoft.com/office/drawing/2016/5/11/chartex" xmlns:cx6="http://schemas.microsoft.com/office/drawing/2016/5/12/chartex" xmlns:cx7="http://schemas.microsoft.com/office/drawing/2016/5/13/chartex" xmlns:cx8="http://schemas.microsoft.com/office/drawing/2016/5/14/chartex" xmlns:mc="http://schemas.openxmlformats.org/markup-compatibility/2006" xmlns:aink="http://schemas.microsoft.com/office/drawing/2016/ink" xmlns:am3d="http://schemas.microsoft.com/office/drawing/2017/model3d" xmlns:o="urn:schemas-microsoft-com:office:office" xmlns:oel="http://schemas.microsoft.com/office/2019/extlst" xmlns:r="http://schemas.openxmlformats.org/officeDocument/2006/relationships" xmlns:m="http://schemas.openxmlformats.org/officeDocument/2006/math" xmlns:v="urn:schemas-microsoft-com:vml" xmlns:wp14="http://schemas.microsoft.com/office/word/2010/wordprocessingDrawing" xmlns:wp="http://schemas.openxmlformats.org/drawingml/2006/wordprocessingDrawing" xmlns:w10="urn:schemas-microsoft-com:office:word" xmlns:w="http://schemas.openxmlformats.org/wordprocessingml/2006/main" xmlns:w14="http://schemas.microsoft.com/office/word/2010/wordml" xmlns:w15="http://schemas.microsoft.com/office/word/2012/wordml" xmlns:w16cex="http://schemas.microsoft.com/office/word/2018/wordml/cex" xmlns:w16cid="http://schemas.microsoft.com/office/word/2016/wordml/cid" xmlns:w16="http://schemas.microsoft.com/office/word/2018/wordml" xmlns:w16du="http://schemas.microsoft.com/office/word/2023/wordml/word16du" xmlns:w16sdtdh="http://schemas.microsoft.com/office/word/2020/wordml/sdtdatahash" xmlns:w16sdtfl="http://schemas.microsoft.com/office/word/2024/wordml/sdtformatlock" xmlns:w16se="http://schemas.microsoft.com/office/word/2015/wordml/symex" xmlns:wpg="http://schemas.microsoft.com/office/word/2010/wordprocessingGroup" xmlns:wpi="http://schemas.microsoft.com/office/word/2010/wordprocessingInk" xmlns:wne="http://schemas.microsoft.com/office/word/2006/wordml" xmlns:wps="http://schemas.microsoft.com/office/word/2010/wordprocessingShape" mc:Ignorable="w14 w15 w16se w16cid w16 w16cex w16sdtdh w16sdtfl w16du wp14">
   <w:body>
     <w:p>
       <w:pPr>
@@ -6529,6 +6529,12 @@
         </w:rPr>
         <w:t>.+ 기믹 ? -&gt; 미정</w:t>
       </w:r>
+      <w:r>
+        <w:rPr>
+          <w:rFonts w:hint="eastAsia"/>
+        </w:rPr>
+        <w:t xml:space="preserve"> -&gt; 올바른 기둥 찾아서 숨기?</w:t>
+      </w:r>
     </w:p>
     <w:p>
       <w:r>
@@ -8277,7 +8283,7 @@
 </file>
 
 <file path=word/numbering.xml><?xml version="1.0" encoding="utf-8"?>
-<w:numbering xmlns:wpc="http://schemas.microsoft.com/office/word/2010/wordprocessingCanvas" xmlns:cx="http://schemas.microsoft.com/office/drawing/2014/chartex" xmlns:cx1="http://schemas.microsoft.com/office/drawing/2015/9/8/chartex" xmlns:cx2="http://schemas.microsoft.com/office/drawing/2015/10/21/chartex" xmlns:cx3="http://schemas.microsoft.com/office/drawing/2016/5/9/chartex" xmlns:cx4="http://schemas.microsoft.com/office/drawing/2016/5/10/chartex" xmlns:cx5="http://schemas.microsoft.com/office/drawing/2016/5/11/chartex" xmlns:cx6="http://schemas.microsoft.com/office/drawing/2016/5/12/chartex" xmlns:cx7="http://schemas.microsoft.com/office/drawing/2016/5/13/chartex" xmlns:cx8="http://schemas.microsoft.com/office/drawing/2016/5/14/chartex" xmlns:mc="http://schemas.openxmlformats.org/markup-compatibility/2006" xmlns:aink="http://schemas.microsoft.com/office/drawing/2016/ink" xmlns:am3d="http://schemas.microsoft.com/office/drawing/2017/model3d" xmlns:o="urn:schemas-microsoft-com:office:office" xmlns:oel="http://schemas.microsoft.com/office/2019/extlst" xmlns:r="http://schemas.openxmlformats.org/officeDocument/2006/relationships" xmlns:m="http://schemas.openxmlformats.org/officeDocument/2006/math" xmlns:v="urn:schemas-microsoft-com:vml" xmlns:wp14="http://schemas.microsoft.com/office/word/2010/wordprocessingDrawing" xmlns:wp="http://schemas.openxmlformats.org/drawingml/2006/wordprocessingDrawing" xmlns:w10="urn:schemas-microsoft-com:office:word" xmlns:w="http://schemas.openxmlformats.org/wordprocessingml/2006/main" xmlns:w14="http://schemas.microsoft.com/office/word/2010/wordml" xmlns:w15="http://schemas.microsoft.com/office/word/2012/wordml" xmlns:w16cei="http://schemas.microsoft.com/office/word/2026/wordml/cei" xmlns:w16cex="http://schemas.microsoft.com/office/word/2018/wordml/cex" xmlns:w16cid="http://schemas.microsoft.com/office/word/2016/wordml/cid" xmlns:w16="http://schemas.microsoft.com/office/word/2018/wordml" xmlns:w16du="http://schemas.microsoft.com/office/word/2023/wordml/word16du" xmlns:w16sdtdh="http://schemas.microsoft.com/office/word/2020/wordml/sdtdatahash" xmlns:w16sdtfl="http://schemas.microsoft.com/office/word/2024/wordml/sdtformatlock" xmlns:w16se="http://schemas.microsoft.com/office/word/2015/wordml/symex" xmlns:wpg="http://schemas.microsoft.com/office/word/2010/wordprocessingGroup" xmlns:wpi="http://schemas.microsoft.com/office/word/2010/wordprocessingInk" xmlns:wne="http://schemas.microsoft.com/office/word/2006/wordml" xmlns:wps="http://schemas.microsoft.com/office/word/2010/wordprocessingShape" mc:Ignorable="w14 w15 w16se w16cid w16 w16cex w16sdtdh w16sdtfl w16du wp14">
+<w:numbering xmlns:wpc="http://schemas.microsoft.com/office/word/2010/wordprocessingCanvas" xmlns:cx="http://schemas.microsoft.com/office/drawing/2014/chartex" xmlns:cx1="http://schemas.microsoft.com/office/drawing/2015/9/8/chartex" xmlns:cx2="http://schemas.microsoft.com/office/drawing/2015/10/21/chartex" xmlns:cx3="http://schemas.microsoft.com/office/drawing/2016/5/9/chartex" xmlns:cx4="http://schemas.microsoft.com/office/drawing/2016/5/10/chartex" xmlns:cx5="http://schemas.microsoft.com/office/drawing/2016/5/11/chartex" xmlns:cx6="http://schemas.microsoft.com/office/drawing/2016/5/12/chartex" xmlns:cx7="http://schemas.microsoft.com/office/drawing/2016/5/13/chartex" xmlns:cx8="http://schemas.microsoft.com/office/drawing/2016/5/14/chartex" xmlns:mc="http://schemas.openxmlformats.org/markup-compatibility/2006" xmlns:aink="http://schemas.microsoft.com/office/drawing/2016/ink" xmlns:am3d="http://schemas.microsoft.com/office/drawing/2017/model3d" xmlns:o="urn:schemas-microsoft-com:office:office" xmlns:oel="http://schemas.microsoft.com/office/2019/extlst" xmlns:r="http://schemas.openxmlformats.org/officeDocument/2006/relationships" xmlns:m="http://schemas.openxmlformats.org/officeDocument/2006/math" xmlns:v="urn:schemas-microsoft-com:vml" xmlns:wp14="http://schemas.microsoft.com/office/word/2010/wordprocessingDrawing" xmlns:wp="http://schemas.openxmlformats.org/drawingml/2006/wordprocessingDrawing" xmlns:w10="urn:schemas-microsoft-com:office:word" xmlns:w="http://schemas.openxmlformats.org/wordprocessingml/2006/main" xmlns:w14="http://schemas.microsoft.com/office/word/2010/wordml" xmlns:w15="http://schemas.microsoft.com/office/word/2012/wordml" xmlns:w16cex="http://schemas.microsoft.com/office/word/2018/wordml/cex" xmlns:w16cid="http://schemas.microsoft.com/office/word/2016/wordml/cid" xmlns:w16="http://schemas.microsoft.com/office/word/2018/wordml" xmlns:w16du="http://schemas.microsoft.com/office/word/2023/wordml/word16du" xmlns:w16sdtdh="http://schemas.microsoft.com/office/word/2020/wordml/sdtdatahash" xmlns:w16sdtfl="http://schemas.microsoft.com/office/word/2024/wordml/sdtformatlock" xmlns:w16se="http://schemas.microsoft.com/office/word/2015/wordml/symex" xmlns:wpg="http://schemas.microsoft.com/office/word/2010/wordprocessingGroup" xmlns:wpi="http://schemas.microsoft.com/office/word/2010/wordprocessingInk" xmlns:wne="http://schemas.microsoft.com/office/word/2006/wordml" xmlns:wps="http://schemas.microsoft.com/office/word/2010/wordprocessingShape" mc:Ignorable="w14 w15 w16se w16cid w16 w16cex w16sdtdh w16sdtfl w16du wp14">
   <w:abstractNum w:abstractNumId="0" w15:restartNumberingAfterBreak="0">
     <w:nsid w:val="013A3ED0"/>
     <w:multiLevelType w:val="multilevel"/>

--- a/기획서.docx
+++ b/기획서.docx
@@ -48,12 +48,16 @@
       </w:r>
     </w:p>
     <w:p>
-      <w:r>
-        <w:rPr>
-          <w:b/>
-          <w:bCs/>
-        </w:rPr>
-        <w:t>Project Crossfire</w:t>
+      <w:pPr>
+        <w:rPr>
+          <w:rFonts w:hint="eastAsia"/>
+        </w:rPr>
+      </w:pPr>
+      <w:r>
+        <w:rPr>
+          <w:rFonts w:hint="eastAsia"/>
+        </w:rPr>
+        <w:t>ReloadBlade</w:t>
       </w:r>
     </w:p>
     <w:p>
@@ -441,7 +445,13 @@
     </w:p>
     <w:p>
       <w:r>
-        <w:t>빠른 제작을 위해 첫 완성 목표는 다음으로 제한한다.</w:t>
+        <w:t>첫 완성 목표는 다음으로 제한</w:t>
+      </w:r>
+      <w:r>
+        <w:rPr>
+          <w:rFonts w:hint="eastAsia"/>
+        </w:rPr>
+        <w:t>함</w:t>
       </w:r>
     </w:p>
     <w:p>
@@ -6518,11 +6528,6 @@
       </w:tr>
     </w:tbl>
     <w:p>
-      <w:pPr>
-        <w:rPr>
-          <w:rFonts w:hint="eastAsia"/>
-        </w:rPr>
-      </w:pPr>
       <w:r>
         <w:rPr>
           <w:rFonts w:hint="eastAsia"/>
@@ -7468,7 +7473,7 @@
           <w:b/>
           <w:bCs/>
         </w:rPr>
-        <w:t>17. 빠른 제작을 위한 구현 우선순위</w:t>
+        <w:t>17. 구현 우선순위</w:t>
       </w:r>
     </w:p>
     <w:p>
@@ -8263,7 +8268,15 @@
           <w:b/>
           <w:bCs/>
         </w:rPr>
-        <w:t>20. 프로젝트 핵심 설명 문구</w:t>
+        <w:t>20. 프로젝트</w:t>
+      </w:r>
+      <w:r>
+        <w:rPr>
+          <w:rFonts w:hint="eastAsia"/>
+          <w:b/>
+          <w:bCs/>
+        </w:rPr>
+        <w:t xml:space="preserve"> 정리?</w:t>
       </w:r>
     </w:p>
     <w:p>
